--- a/public/downloads/przykladowa-praca-magisterska-rolnictwo.docx
+++ b/public/downloads/przykladowa-praca-magisterska-rolnictwo.docx
@@ -120,7 +120,7 @@
         <w:t xml:space="preserve">z przykładową treścią i komentarzami. Niebieskie adnotacje opisują funkcję każdej części — usuń je w swojej pracy. Zwróć uwagę na opis schematu doświadczenia (czynniki, powtórzenia, układ), warunki prowadzenia i analizę statystyczną (ANOVA, NIR) — to cechy charakterystyczne prac eksperymentalnych. Pełne poradniki: praca-magisterska.pl/poradniki/</w:t>
       </w:r>
     </w:p>
-    <w:bookmarkStart w:id="20" w:name="streszczenie"/>
+    <w:bookmarkStart w:id="9" w:name="_streszczenie"/>
     <w:p>
       <w:pPr>
         <w:pStyle w:val="Heading1"/>
@@ -163,8 +163,8 @@
         <w:t xml:space="preserve">[W pracy eksperymentalnej streszczenie podaje przedmiot, schemat doświadczenia, najważniejszy wynik liczbowy i wniosek aplikacyjny. Dołącz wersję angielską (Abstract), jeśli wymaga jej uczelnia.]</w:t>
       </w:r>
     </w:p>
-    <w:bookmarkEnd w:id="20"/>
-    <w:bookmarkStart w:id="21" w:name="spis-treści"/>
+    <w:bookmarkEnd w:id="9"/>
+    <w:bookmarkStart w:id="10" w:name="_68349d0c7d64ae346c98bcec9a8185b5790f4f0"/>
     <w:p>
       <w:pPr>
         <w:pStyle w:val="Heading1"/>
@@ -349,8 +349,8 @@
         <w:t xml:space="preserve"> </w:t>
       </w:r>
     </w:p>
-    <w:bookmarkEnd w:id="21"/>
-    <w:bookmarkStart w:id="22" w:name="wstęp"/>
+    <w:bookmarkEnd w:id="10"/>
+    <w:bookmarkStart w:id="11" w:name="_wstęp"/>
     <w:p>
       <w:pPr>
         <w:pStyle w:val="Heading1"/>
@@ -369,10 +369,26 @@
     </w:p>
     <w:p>
       <w:pPr>
+        <w:pStyle w:val="FirstParagraph"/>
+      </w:pPr>
+      <w:r>
+        <w:t xml:space="preserve">Pszenica ozima jest najważniejszym gatunkiem zbożowym w Polsce, a azot — składnikiem pokarmowym najsilniej kształtującym wielkość i jakość jej plonu. Optymalizacja nawożenia azotem ma znaczenie zarówno produkcyjne, jak i środowiskowe, ponieważ nadmierne dawki zwiększają koszty i ryzyko strat azotu do środowiska.</w:t>
+      </w:r>
+    </w:p>
+    <w:p>
+      <w:pPr>
+        <w:pStyle w:val="Anno"/>
+      </w:pPr>
+      <w:r>
+        <w:t xml:space="preserve">[Akapit 2 — cel pracy. W pracach eksperymentalnych cel wiąże się z ustaleniem zależności między czynnikiem a wynikiem.]</w:t>
+      </w:r>
+    </w:p>
+    <w:p>
+      <w:pPr>
         <w:pStyle w:val="BodyText"/>
       </w:pPr>
       <w:r>
-        <w:t xml:space="preserve">Pszenica ozima jest najważniejszym gatunkiem zbożowym w Polsce, a azot — składnikiem pokarmowym najsilniej kształtującym wielkość i jakość jej plonu. Optymalizacja nawożenia azotem ma znaczenie zarówno produkcyjne, jak i środowiskowe, ponieważ nadmierne dawki zwiększają koszty i ryzyko strat azotu do środowiska.</w:t>
+        <w:t xml:space="preserve">Celem pracy było określenie wpływu zróżnicowanego nawożenia azotem na plonowanie pszenicy ozimej oraz wskazanie dawki optymalnej w warunkach prowadzonego doświadczenia.</w:t>
       </w:r>
     </w:p>
     <w:p>
@@ -380,7 +396,7 @@
         <w:pStyle w:val="Anno"/>
       </w:pPr>
       <w:r>
-        <w:t xml:space="preserve">[Akapit 2 — cel pracy. W pracach eksperymentalnych cel wiąże się z ustaleniem zależności między czynnikiem a wynikiem.]</w:t>
+        <w:t xml:space="preserve">[Akapit 3 — zakres i struktura pracy.]</w:t>
       </w:r>
     </w:p>
     <w:p>
@@ -388,27 +404,11 @@
         <w:pStyle w:val="BodyText"/>
       </w:pPr>
       <w:r>
-        <w:t xml:space="preserve">Celem pracy było określenie wpływu zróżnicowanego nawożenia azotem na plonowanie pszenicy ozimej oraz wskazanie dawki optymalnej w warunkach prowadzonego doświadczenia.</w:t>
-      </w:r>
-    </w:p>
-    <w:p>
-      <w:pPr>
-        <w:pStyle w:val="Anno"/>
-      </w:pPr>
-      <w:r>
-        <w:t xml:space="preserve">[Akapit 3 — zakres i struktura pracy.]</w:t>
-      </w:r>
-    </w:p>
-    <w:p>
-      <w:pPr>
-        <w:pStyle w:val="BodyText"/>
-      </w:pPr>
-      <w:r>
         <w:t xml:space="preserve">Praca obejmuje przegląd piśmiennictwa, opis metodyki doświadczenia oraz analizę i dyskusję wyników. Oparta jest na dwuletnim doświadczeniu polowym.</w:t>
       </w:r>
     </w:p>
-    <w:bookmarkEnd w:id="22"/>
-    <w:bookmarkStart w:id="26" w:name="rozdział-2.-cel-zakres-i-metodyka-badań"/>
+    <w:bookmarkEnd w:id="11"/>
+    <w:bookmarkStart w:id="15" w:name="_9edffe925cb961613cd405c261d4e35783e6622"/>
     <w:p>
       <w:pPr>
         <w:pStyle w:val="Heading1"/>
@@ -417,7 +417,7 @@
         <w:t xml:space="preserve">Rozdział 2. Cel, zakres i metodyka badań</w:t>
       </w:r>
     </w:p>
-    <w:bookmarkStart w:id="23" w:name="cel-i-hipotezy-badawcze"/>
+    <w:bookmarkStart w:id="12" w:name="_e8741383e27c2d3ebf557a6a550fec544b7bc5d"/>
     <w:p>
       <w:pPr>
         <w:pStyle w:val="Heading2"/>
@@ -500,8 +500,8 @@
         <w:t xml:space="preserve">Powyżej pewnej dawki przyrost plonu przestaje być istotny statystycznie.</w:t>
       </w:r>
     </w:p>
-    <w:bookmarkEnd w:id="23"/>
-    <w:bookmarkStart w:id="24" w:name="schemat-i-układ-doświadczenia"/>
+    <w:bookmarkEnd w:id="12"/>
+    <w:bookmarkStart w:id="13" w:name="_eef4968b16932b97a8499082dca0a5da23baa95"/>
     <w:p>
       <w:pPr>
         <w:pStyle w:val="Heading2"/>
@@ -520,14 +520,14 @@
     </w:p>
     <w:p>
       <w:pPr>
-        <w:pStyle w:val="BodyText"/>
+        <w:pStyle w:val="FirstParagraph"/>
       </w:pPr>
       <w:r>
         <w:t xml:space="preserve">Doświadczenie założono w układzie bloków losowanych kompletnych w czterech powtórzeniach. Czynnikiem doświadczenia była dawka azotu w pięciu poziomach: 0, 80, 120, 160 i 200 kg N·ha⁻¹. Powierzchnia poletka do zbioru wynosiła 15 m². Pozostałe zabiegi agrotechniczne były jednakowe dla wszystkich obiektów.</w:t>
       </w:r>
     </w:p>
-    <w:bookmarkEnd w:id="24"/>
-    <w:bookmarkStart w:id="25" w:name="metody-analiz-i-opracowanie-statystyczne"/>
+    <w:bookmarkEnd w:id="13"/>
+    <w:bookmarkStart w:id="14" w:name="_42add8a3f081cd146351f2b307e16e808365f49"/>
     <w:p>
       <w:pPr>
         <w:pStyle w:val="Heading2"/>
@@ -552,9 +552,9 @@
         <w:t xml:space="preserve">[W pracach rolniczych standardem jest ANOVA i NIR (najmniejsza istotna różnica). Podaj poziom istotności i test post hoc. To odpowiednik weryfikacji hipotez w naukach społecznych.]</w:t>
       </w:r>
     </w:p>
-    <w:bookmarkEnd w:id="25"/>
-    <w:bookmarkEnd w:id="26"/>
-    <w:bookmarkStart w:id="29" w:name="rozdział-3.-wyniki-badań-i-dyskusja"/>
+    <w:bookmarkEnd w:id="14"/>
+    <w:bookmarkEnd w:id="15"/>
+    <w:bookmarkStart w:id="18" w:name="_3afe295a4892180c8f98b960f93570f6cda7b64"/>
     <w:p>
       <w:pPr>
         <w:pStyle w:val="Heading1"/>
@@ -563,7 +563,7 @@
         <w:t xml:space="preserve">Rozdział 3. Wyniki badań i dyskusja</w:t>
       </w:r>
     </w:p>
-    <w:bookmarkStart w:id="27" w:name="plon-ziarna"/>
+    <w:bookmarkStart w:id="16" w:name="_729e36b2d00ce7b5165160e1b1b9cfe1b83ae72"/>
     <w:p>
       <w:pPr>
         <w:pStyle w:val="Heading2"/>
@@ -794,7 +794,7 @@
     </w:tbl>
     <w:p>
       <w:pPr>
-        <w:pStyle w:val="BodyText"/>
+        <w:pStyle w:val="FirstParagraph"/>
       </w:pPr>
       <w:r>
         <w:rPr>
@@ -812,8 +812,8 @@
         <w:t xml:space="preserve">[Tabele z wynikami zawsze opatruj wartością NIR (0,05) — pozwala czytelnikowi ocenić, które różnice są istotne. Tabele numeruj, tytułuj i podawaj źródło oraz jednostki.]</w:t>
       </w:r>
     </w:p>
-    <w:bookmarkEnd w:id="27"/>
-    <w:bookmarkStart w:id="28" w:name="dyskusja-wyników"/>
+    <w:bookmarkEnd w:id="16"/>
+    <w:bookmarkStart w:id="17" w:name="_4ae4182b3bf5cb847915d114b7f5157a80968d9"/>
     <w:p>
       <w:pPr>
         <w:pStyle w:val="Heading2"/>
@@ -830,9 +830,9 @@
         <w:t xml:space="preserve">Uzyskane wyniki są zgodne z badaniami wskazującymi na malejącą efektywność wysokich dawek azotu (prawo malejących przyrostów). Brak istotnego wzrostu plonu powyżej 160 kg N·ha⁻¹ potwierdza, że dalsze zwiększanie dawki jest nieuzasadnione produkcyjnie i środowiskowo.</w:t>
       </w:r>
     </w:p>
-    <w:bookmarkEnd w:id="28"/>
-    <w:bookmarkEnd w:id="29"/>
-    <w:bookmarkStart w:id="30" w:name="wnioski"/>
+    <w:bookmarkEnd w:id="17"/>
+    <w:bookmarkEnd w:id="18"/>
+    <w:bookmarkStart w:id="19" w:name="_wnioski"/>
     <w:p>
       <w:pPr>
         <w:pStyle w:val="Heading1"/>
@@ -885,8 +885,8 @@
         <w:t xml:space="preserve">[Wnioski w pracy eksperymentalnej są zwięzłe, ponumerowane i odpowiadają hipotezom. Formułuj je jako stwierdzenia poparte wynikami, bez interpretacji wykraczającej poza dane.]</w:t>
       </w:r>
     </w:p>
-    <w:bookmarkEnd w:id="30"/>
-    <w:bookmarkStart w:id="34" w:name="piśmiennictwo"/>
+    <w:bookmarkEnd w:id="19"/>
+    <w:bookmarkStart w:id="24" w:name="_piśmiennictwo"/>
     <w:p>
       <w:pPr>
         <w:pStyle w:val="Heading1"/>
@@ -997,7 +997,7 @@
     </w:p>
     <w:p>
       <w:pPr>
-        <w:pStyle w:val="BodyText"/>
+        <w:pStyle w:val="FirstParagraph"/>
       </w:pPr>
       <w:r>
         <w:t xml:space="preserve">Wzór przygotowała redakcja serwisu</w:t>
@@ -1025,7 +1025,7 @@
           <w:b/>
           <w:bCs/>
         </w:rPr>
-        <w:t xml:space="preserve">Smart-Edu.ai — pierwsza wersja pracy w kilka godzin, nie w kilka miesięcy</w:t>
+        <w:t xml:space="preserve">„Jak napisać pracę magisterską z rolnictwa” — przewodnik do tego wzoru</w:t>
       </w:r>
     </w:p>
     <w:p>
@@ -1033,21 +1033,21 @@
         <w:pStyle w:val="Note"/>
       </w:pPr>
       <w:r>
-        <w:t xml:space="preserve">Podajesz temat, kierunek studiów i wytyczne promotora, a sztuczna inteligencja generuje unikalny, gotowy do edycji tekst: z poprawną strukturą rozdziałów, przypisami i bibliografią. Rejestracja jest darmowa, płacisz wyłącznie za wygenerowany tekst.</w:t>
+        <w:t xml:space="preserve">Wzór pokazuje układ pracy. Przewodnik pokazuje, jak wypełnić każdy rozdział treścią: dobór metody i narzędzi, analiza wyników, typowe uwagi recenzentów. PDF + EPUB, 49 zł, dostęp od razu po płatności.</w:t>
       </w:r>
     </w:p>
     <w:p>
       <w:pPr>
         <w:pStyle w:val="Note"/>
       </w:pPr>
-      <w:hyperlink r:id="rId31">
+      <w:hyperlink r:id="rId20">
         <w:r>
           <w:rPr>
             <w:rStyle w:val="Hyperlink"/>
             <w:b/>
             <w:bCs/>
           </w:rPr>
-          <w:t xml:space="preserve">www.smart-edu.ai/pl/masters-thesis</w:t>
+          <w:t xml:space="preserve">praca-magisterska.pl/sklep/jak-napisac-prace-magisterska-z-rolnictwa/</w:t>
         </w:r>
       </w:hyperlink>
     </w:p>
@@ -1056,35 +1056,50 @@
         <w:pStyle w:val="BodyText"/>
       </w:pPr>
       <w:r>
-        <w:t xml:space="preserve">Wolisz napisać pracę w pełni samodzielnie? Pomoże Ci ebook</w:t>
-      </w:r>
-      <w:r>
-        <w:t xml:space="preserve"> </w:t>
-      </w:r>
-      <w:r>
-        <w:rPr>
-          <w:b/>
-          <w:bCs/>
-        </w:rPr>
-        <w:t xml:space="preserve">„Jak napisać pracę magisterską. Kompletny przewodnik od A do Z”</w:t>
-      </w:r>
-      <w:r>
-        <w:t xml:space="preserve"> </w:t>
-      </w:r>
-      <w:r>
-        <w:t xml:space="preserve">— 250 stron praktycznych wskazówek, szablonów i checklist, z rozdziałem o etycznym korzystaniu z AI:</w:t>
-      </w:r>
-      <w:r>
-        <w:t xml:space="preserve"> </w:t>
-      </w:r>
-      <w:hyperlink r:id="rId32">
+        <w:t xml:space="preserve">Chcesz zobaczyć kompletną pracę z przypisami i bibliografią? Zajrzyj do</w:t>
+      </w:r>
+      <w:r>
+        <w:t xml:space="preserve"> </w:t>
+      </w:r>
+      <w:hyperlink r:id="rId21">
         <w:r>
           <w:rPr>
             <w:rStyle w:val="Hyperlink"/>
           </w:rPr>
-          <w:t xml:space="preserve">www.praca-magisterska.pl/sklep/praca-magisterska-ebook/</w:t>
+          <w:t xml:space="preserve">katalogu gotowych prac wzorcowych</w:t>
         </w:r>
       </w:hyperlink>
+      <w:r>
+        <w:t xml:space="preserve"> </w:t>
+      </w:r>
+      <w:r>
+        <w:t xml:space="preserve">(59 zł za pracę).</w:t>
+      </w:r>
+    </w:p>
+    <w:p>
+      <w:pPr>
+        <w:pStyle w:val="BodyText"/>
+      </w:pPr>
+      <w:r>
+        <w:t xml:space="preserve">Generator</w:t>
+      </w:r>
+      <w:r>
+        <w:t xml:space="preserve"> </w:t>
+      </w:r>
+      <w:hyperlink r:id="rId22">
+        <w:r>
+          <w:rPr>
+            <w:rStyle w:val="Hyperlink"/>
+          </w:rPr>
+          <w:t xml:space="preserve">Smart-Edu.ai</w:t>
+        </w:r>
+      </w:hyperlink>
+      <w:r>
+        <w:t xml:space="preserve"> </w:t>
+      </w:r>
+      <w:r>
+        <w:t xml:space="preserve">przygotuje pierwszą wersję tekstu z pomocą sztucznej inteligencji, jeśli wolisz zacząć od szkicu.</w:t>
+      </w:r>
     </w:p>
     <w:p>
       <w:pPr>
@@ -1100,7 +1115,7 @@
       <w:r>
         <w:t xml:space="preserve"> </w:t>
       </w:r>
-      <w:hyperlink r:id="rId33">
+      <w:hyperlink r:id="rId23">
         <w:r>
           <w:rPr>
             <w:rStyle w:val="Hyperlink"/>
@@ -1111,7 +1126,7 @@
         </w:r>
       </w:hyperlink>
     </w:p>
-    <w:bookmarkEnd w:id="34"/>
+    <w:bookmarkEnd w:id="24"/>
     <w:sectPr/>
   </w:body>
 </w:document>
